--- a/eng/docx/11.content.docx
+++ b/eng/docx/11.content.docx
@@ -19,7 +19,7 @@
         <w:rPr>
           <w:lang w:val="en_US" w:bidi="en_US"/>
         </w:rPr>
-        <w:t>Resource: Study Notes - Book Intros (Tyndale)</w:t>
+        <w:t>Resource: Tyndale Open Study Notes</w:t>
       </w:r>
       <w:r>
         <w:rPr>
@@ -112,7 +112,7 @@
         <w:rPr>
           <w:lang w:val="en_US" w:bidi="en_US"/>
         </w:rPr>
-        <w:t>Study Notes - Book Intros (Tyndale)</w:t>
+        <w:t>Tyndale Open Study Notes</w:t>
       </w:r>
     </w:p>
     <w:p>

--- a/eng/docx/11.content.docx
+++ b/eng/docx/11.content.docx
@@ -231,7 +231,19 @@
         <w:rPr>
           <w:lang w:val="en_US" w:bidi="en_US"/>
         </w:rPr>
-        <w:t>Solomon’s kingdom was the pinnacle of Israel’s glory. “King Solomon became richer and wiser than any other king on earth” (</w:t>
+        <w:t>Solomon’s kingdom showed Israel at its greatest strength and honor. “</w:t>
+      </w:r>
+      <w:r>
+        <w:rPr>
+          <w:lang w:val="en_US" w:bidi="en_US"/>
+        </w:rPr>
+        <w:t>King Solomon surpassed all the kings of the earth in riches and wisdom</w:t>
+      </w:r>
+      <w:r>
+        <w:rPr>
+          <w:lang w:val="en_US" w:bidi="en_US"/>
+        </w:rPr>
+        <w:t>” (</w:t>
       </w:r>
       <w:hyperlink r:id="rId13">
         <w:r>
@@ -242,14 +254,14 @@
             <w:color w:val="0000EE"/>
             <w:u w:val="single"/>
           </w:rPr>
-          <w:t>1 Kgs 10:23</w:t>
+          <w:t>1 Kings 10:23</w:t>
         </w:r>
       </w:hyperlink>
       <w:r>
         <w:rPr>
           <w:lang w:val="en_US" w:bidi="en_US"/>
         </w:rPr>
-        <w:t>). The Queen of Sheba confirmed the glory of Solomon’s kingdom, saying, “Everything I heard in my country about your achievements and wisdom is true! I didn’t believe what was said until I arrived here and saw it with my own eyes” (</w:t>
+        <w:t>). The queen of Sheba confirmed the glory of Solomon’s kingdom, saying, “The report I heard in my own country about your words and wisdom is true. But I did not believe these things until I came and saw with my own eyes” (</w:t>
       </w:r>
       <w:hyperlink r:id="rId14">
         <w:r>
@@ -267,7 +279,21 @@
         <w:rPr>
           <w:lang w:val="en_US" w:bidi="en_US"/>
         </w:rPr>
-        <w:t>). First Kings celebrates the splendor of Solomon’s kingdom. But Solomon’s reign also illustrates the dangers of spiritual infidelity, and 1 Kings warns about the results of preoccupation with luxury, fame, self, and security. It is a timeless warning to us all.</w:t>
+        <w:t xml:space="preserve">). </w:t>
+      </w:r>
+    </w:p>
+    <w:p>
+      <w:pPr/>
+      <w:r>
+        <w:rPr>
+          <w:lang w:val="en_US" w:bidi="en_US"/>
+        </w:rPr>
+      </w:r>
+      <w:r>
+        <w:rPr>
+          <w:lang w:val="en_US" w:bidi="en_US"/>
+        </w:rPr>
+        <w:t>First Kings celebrates the beauty and wealth of Solomon’s kingdom. But Solomon’s rule also shows the danger of being unfaithful to God. First Kings warns about loving wealth, honor, personal comfort, and safety more than God. This warning still speaks to all people today.</w:t>
       </w:r>
     </w:p>
     <w:p>
@@ -292,7 +318,19 @@
         <w:rPr>
           <w:lang w:val="en_US" w:bidi="en_US"/>
         </w:rPr>
-        <w:t>At the height of his power, Solomon administered a kingdom that stretched “from the Euphrates River in the north to the land of the Philistines and the border of Egypt in the south” (</w:t>
+        <w:t>When Solomon was most powerful, he ruled a large kingdom. It reached "</w:t>
+      </w:r>
+      <w:r>
+        <w:rPr>
+          <w:lang w:val="en_US" w:bidi="en_US"/>
+        </w:rPr>
+        <w:t>from the Euphrates to the land of the Philistines, as far as the border of Egypt"</w:t>
+      </w:r>
+      <w:r>
+        <w:rPr>
+          <w:lang w:val="en_US" w:bidi="en_US"/>
+        </w:rPr>
+        <w:t xml:space="preserve"> (</w:t>
       </w:r>
       <w:hyperlink r:id="rId15">
         <w:r>
@@ -310,7 +348,7 @@
         <w:rPr>
           <w:lang w:val="en_US" w:bidi="en_US"/>
         </w:rPr>
-        <w:t>). Solomon’s power and wealth brought him in contact with many surrounding nations—especially the important maritime city-state of Tyre and the age-old empire of Egypt.</w:t>
+        <w:t>). Because Solomon had great power and wealth, he had contact with many nearby nations. These included Tyre, an important city with ships and sea trade, and Egypt, an ancient empire.</w:t>
       </w:r>
     </w:p>
     <w:p>
@@ -324,7 +362,7 @@
         <w:rPr>
           <w:lang w:val="en_US" w:bidi="en_US"/>
         </w:rPr>
-        <w:t>The mid-900s BC was an ideal time for Solomon’s kingdom to expand, for the traditional political powers of the area were in decline. The strong Hittite kingdom to the north had broken up into a number of small states. In Mesopotamia, years of struggle with the Arameans and the Hittites had weakened Assyria, which remained weak until the accession of Ashur-dan II (934–912 BC). In the south, Egypt’s presence in Canaan had weakened during the 21st dynasty (1069–945 BC). Egypt would not make an effective military comeback until the rule of the 22nd dynasty pharaoh Shoshenq I (Shishak, 945–924 BC).</w:t>
+        <w:t>The mid-900s BC was a good time for Solomon’s kingdom to grow. The older powers in the region were becoming weaker. To the north, the strong Hittite kingdom had divided into several small states. In Mesopotamia, Assyria had become weak after many years of conflict with the Arameans and the Hittites. Assyria remained weak until Ashur-dan II became king. He ruled from 934 to 912 BC.</w:t>
       </w:r>
     </w:p>
     <w:p>
@@ -338,7 +376,33 @@
         <w:rPr>
           <w:lang w:val="en_US" w:bidi="en_US"/>
         </w:rPr>
-        <w:t>Unfortunately, Solomon’s foreign diplomacy involved marriages with the daughters of foreign kings. This was a common way to cement alliances in the ancient Near East, but it was spiritually disastrous, for “in Solomon’s old age, they turned his heart to worship other gods instead of being completely faithful to the Lord his God” (</w:t>
+        <w:t>To the south, Egypt had less control in Canaan during the 21st dynasty, from 1069 to 945 BC. Egypt did not become a strong military power again until Shoshenq I became pharaoh. Shoshenq I, also called Shishak, ruled from 945 to 924 BC.</w:t>
+      </w:r>
+    </w:p>
+    <w:p>
+      <w:pPr/>
+      <w:r>
+        <w:rPr>
+          <w:lang w:val="en_US" w:bidi="en_US"/>
+        </w:rPr>
+      </w:r>
+      <w:r>
+        <w:rPr>
+          <w:lang w:val="en_US" w:bidi="en_US"/>
+        </w:rPr>
+        <w:t>Sadly, Solomon’s agreements with other nations included marriages to the daughters of foreign kings. In the ancient Near East, kings often used marriage to make agreements with other kingdoms stronger. But these marriages caused great spiritual harm. "</w:t>
+      </w:r>
+      <w:r>
+        <w:rPr>
+          <w:lang w:val="en_US" w:bidi="en_US"/>
+        </w:rPr>
+        <w:t>For when Solomon grew old, his wives turned his heart after other gods, and he was not wholeheartedly devoted to the LORD his God</w:t>
+      </w:r>
+      <w:r>
+        <w:rPr>
+          <w:lang w:val="en_US" w:bidi="en_US"/>
+        </w:rPr>
+        <w:t>" (</w:t>
       </w:r>
       <w:hyperlink r:id="rId16">
         <w:r>
@@ -370,7 +434,21 @@
         <w:rPr>
           <w:lang w:val="en_US" w:bidi="en_US"/>
         </w:rPr>
-        <w:t xml:space="preserve">Tensions that had been smoldering between the northern and southern Hebrew tribes surfaced with Solomon’s death in 931 BC. The resulting schism restructured the kingdom into Israel (the northern ten tribes) and Judah (the remaining two southern tribes). Israel and Judah skirmished repeatedly during the era of the first two northern dynasties and the reigns of Judah’s first three kings (931~874 BC). The hostility subsided when King Ahab of Israel and King Jehoshaphat of Judah found a common cause against the Arameans (chs </w:t>
+        <w:t>After Solomon died in 931 BC, old tensions between the northern and southern Hebrew tribes became open conflict. This division split the kingdom into Israel and Judah. Israel was the northern kingdom, made up of ten tribes. Judah was the southern kingdom, made up of the two remaining tribes.</w:t>
+      </w:r>
+    </w:p>
+    <w:p>
+      <w:pPr/>
+      <w:r>
+        <w:rPr>
+          <w:lang w:val="en_US" w:bidi="en_US"/>
+        </w:rPr>
+      </w:r>
+      <w:r>
+        <w:rPr>
+          <w:lang w:val="en_US" w:bidi="en_US"/>
+        </w:rPr>
+        <w:t xml:space="preserve">Israel and Judah fought many times from 931 to 874 BC. This period included Israel’s first two ruling families and Judah’s first three kings. The fighting became less severe when King Ahab of Israel and King Jehoshaphat of Judah joined together against the Arameans (chapters </w:t>
       </w:r>
       <w:hyperlink r:id="rId17">
         <w:r>
@@ -420,7 +498,7 @@
         <w:rPr>
           <w:lang w:val="en_US" w:bidi="en_US"/>
         </w:rPr>
-        <w:t>The Hebrew kingdoms of Israel and Judah were increasingly entangled by the expansionist ambitions of their neighbors. They were invaded by Shoshenq I of Egypt in 926 BC, and throughout the 800s BC they faced the constant menace of the Arameans and the rising power of Assyria. During the reigns of the Assyrian kings Ashurnasirpal II (883–859 BC) and Shalmaneser III (858–824 BC), Assyrian troops moved steadily westward to the Mediterranean Sea. At the famous Battle of Qarqar (853 BC), a coalition of western allies, including Israel’s King Ahab, withstood the Assyrian king Shalmaneser and temporarily sidetracked Assyria’s advance.</w:t>
+        <w:t>The Hebrew kingdoms of Israel and Judah became more involved in the goals of nearby nations that wanted to expand their power. In 926 BC, Shoshenq I of Egypt invaded them. During the 800s BC, Israel and Judah also faced the continuing danger of the Arameans and the growing power of Assyria.</w:t>
       </w:r>
     </w:p>
     <w:p>
@@ -434,7 +512,21 @@
         <w:rPr>
           <w:lang w:val="en_US" w:bidi="en_US"/>
         </w:rPr>
-        <w:t xml:space="preserve">During this time, the two Hebrew kingdoms struggled spiritually. Israel stopped worshiping the Lord at Solomon’s Temple, and Jeroboam I, the first king of the northern kingdom of Israel (931–910 BC), instituted apostate religious practices that led the northern kingdom astray (see </w:t>
+        <w:t>Assyria moved west toward the Mediterranean Sea during the reigns of Ashurnasirpal II, who ruled from 883 to 859 BC, and Shalmaneser III, who ruled from 858 to 824 BC. At the famous Battle of Qarqar in 853 BC, a group of western allies resisted Shalmaneser. This group included King Ahab of Israel. Their resistance slowed Assyria’s advance for a time.</w:t>
+      </w:r>
+    </w:p>
+    <w:p>
+      <w:pPr/>
+      <w:r>
+        <w:rPr>
+          <w:lang w:val="en_US" w:bidi="en_US"/>
+        </w:rPr>
+      </w:r>
+      <w:r>
+        <w:rPr>
+          <w:lang w:val="en_US" w:bidi="en_US"/>
+        </w:rPr>
+        <w:t xml:space="preserve">During this time, both Hebrew kingdoms struggled to stay faithful to God. Israel no longer worshiped the Lord at Solomon’s temple. Jeroboam I was the first king of the northern kingdom of Israel. He ruled from 931 to 910 BC. He began false worship practices that led the northern kingdom away from God (see </w:t>
       </w:r>
       <w:hyperlink r:id="rId19">
         <w:r>
@@ -445,14 +537,28 @@
             <w:color w:val="0000EE"/>
             <w:u w:val="single"/>
           </w:rPr>
-          <w:t>2 Kgs 17:21–23</w:t>
+          <w:t>2 Kings 17:21–23</w:t>
         </w:r>
       </w:hyperlink>
       <w:r>
         <w:rPr>
           <w:lang w:val="en_US" w:bidi="en_US"/>
         </w:rPr>
-        <w:t>). Judah’s first two kings, Rehoboam and Abijah, lapsed spiritually, while the subsequent two kings, Asa and Jehoshaphat, maintained greater, though not perfect, spiritual fidelity (</w:t>
+        <w:t xml:space="preserve">). </w:t>
+      </w:r>
+    </w:p>
+    <w:p>
+      <w:pPr/>
+      <w:r>
+        <w:rPr>
+          <w:lang w:val="en_US" w:bidi="en_US"/>
+        </w:rPr>
+      </w:r>
+      <w:r>
+        <w:rPr>
+          <w:lang w:val="en_US" w:bidi="en_US"/>
+        </w:rPr>
+        <w:t>Judah’s first two kings, Rehoboam and Abijah, also turned away from faithful worship. But the next two kings, Asa and Jehoshaphat, were more faithful to God. Still, their faithfulness was not perfect (</w:t>
       </w:r>
       <w:hyperlink r:id="rId20">
         <w:r>
@@ -463,7 +569,7 @@
             <w:color w:val="0000EE"/>
             <w:u w:val="single"/>
           </w:rPr>
-          <w:t>1 Kgs 15:11</w:t>
+          <w:t>1 Kings 15:11</w:t>
         </w:r>
       </w:hyperlink>
       <w:r>
@@ -503,6 +609,17 @@
       </w:r>
     </w:p>
     <w:p>
+      <w:pPr>
+        <w:pStyle w:val="Heading3"/>
+      </w:pPr>
+      <w:r>
+        <w:rPr>
+          <w:lang w:val="en_US" w:bidi="en_US"/>
+        </w:rPr>
+        <w:t>First Section</w:t>
+      </w:r>
+    </w:p>
+    <w:p>
       <w:pPr/>
       <w:r>
         <w:rPr>
@@ -513,7 +630,7 @@
         <w:rPr>
           <w:lang w:val="en_US" w:bidi="en_US"/>
         </w:rPr>
-        <w:t>Beginning with King David’s last days, 1 Kings describes the establishment of Solomon’s glorious empire (971–931 BC) and the events that subsequently divided the kingdom in two (the kingdom of Israel in the north and the kingdom of Judah in the south). The book then traces the varying fortunes of the two kingdoms to about 853 BC, into the reign of Ahaziah in Israel (853–852 BC).</w:t>
+        <w:t>First Kings begins with King David’s final days. It describes how Solomon’s great kingdom was established. Solomon ruled from 971 to 931 BC.</w:t>
       </w:r>
     </w:p>
     <w:p>
@@ -527,7 +644,35 @@
         <w:rPr>
           <w:lang w:val="en_US" w:bidi="en_US"/>
         </w:rPr>
-        <w:t>The first eleven chapters center on King Solomon, recounting both his fabulous reign and his later spiritual compromise. Solomon’s story begins and ends in controversy. Solomon was David’s chosen successor, but his older brother Adonijah attempted to seize the throne (</w:t>
+        <w:t>The book also explains how the kingdom later divided into two parts. Israel became the northern kingdom, and Judah became the southern kingdom. First Kings then follows the changing history of both kingdoms until about 853 BC. This was during the rule of Ahaziah, king of Israel, who ruled from 853 to 852 BC.</w:t>
+      </w:r>
+    </w:p>
+    <w:p>
+      <w:pPr/>
+      <w:r>
+        <w:rPr>
+          <w:lang w:val="en_US" w:bidi="en_US"/>
+        </w:rPr>
+      </w:r>
+      <w:r>
+        <w:rPr>
+          <w:lang w:val="en_US" w:bidi="en_US"/>
+        </w:rPr>
+        <w:t>The first 11 chapters focus on King Solomon. They describe his great rule and his later spiritual failure.</w:t>
+      </w:r>
+    </w:p>
+    <w:p>
+      <w:pPr/>
+      <w:r>
+        <w:rPr>
+          <w:lang w:val="en_US" w:bidi="en_US"/>
+        </w:rPr>
+      </w:r>
+      <w:r>
+        <w:rPr>
+          <w:lang w:val="en_US" w:bidi="en_US"/>
+        </w:rPr>
+        <w:t>Solomon’s story begins and ends with conflict. David chose Solomon to be the next king. But Solomon’s older brother Adonijah tried to take make himself king (</w:t>
       </w:r>
       <w:hyperlink r:id="rId22">
         <w:r>
@@ -545,7 +690,35 @@
         <w:rPr>
           <w:lang w:val="en_US" w:bidi="en_US"/>
         </w:rPr>
-        <w:t>). Solomon triumphed over Adonijah’s rival claim, then used his God-given wisdom to reorganize the government and make it more efficient. He facilitated the kingdom’s commercial expansion on land and sea and undertook extensive building projects, including the marvelous Temple and the palace complex. Toward the end of his reign, however, Solomon’s spiritual decline (</w:t>
+        <w:t>). Solomon defeated Adonijah’s claim to to be king. Then he used the wisdom God gave him to organize the government and help it work better.</w:t>
+      </w:r>
+    </w:p>
+    <w:p>
+      <w:pPr/>
+      <w:r>
+        <w:rPr>
+          <w:lang w:val="en_US" w:bidi="en_US"/>
+        </w:rPr>
+      </w:r>
+      <w:r>
+        <w:rPr>
+          <w:lang w:val="en_US" w:bidi="en_US"/>
+        </w:rPr>
+        <w:t>Solomon also helped the kingdom grow through trade on land and sea. He began many large building projects. These included the beautiful temple and the palace buildings.</w:t>
+      </w:r>
+    </w:p>
+    <w:p>
+      <w:pPr/>
+      <w:r>
+        <w:rPr>
+          <w:lang w:val="en_US" w:bidi="en_US"/>
+        </w:rPr>
+      </w:r>
+      <w:r>
+        <w:rPr>
+          <w:lang w:val="en_US" w:bidi="en_US"/>
+        </w:rPr>
+        <w:t>Near the end of his rule, Solomon turned away from God (</w:t>
       </w:r>
       <w:hyperlink r:id="rId23">
         <w:r>
@@ -563,7 +736,7 @@
         <w:rPr>
           <w:lang w:val="en_US" w:bidi="en_US"/>
         </w:rPr>
-        <w:t xml:space="preserve">) and oppressive administrative measures (e.g., </w:t>
+        <w:t>). He also forced people to work for his building projects (</w:t>
       </w:r>
       <w:hyperlink r:id="rId24">
         <w:r>
@@ -574,14 +747,14 @@
             <w:color w:val="0000EE"/>
             <w:u w:val="single"/>
           </w:rPr>
-          <w:t>5:13–18</w:t>
+          <w:t>5:1–18</w:t>
         </w:r>
       </w:hyperlink>
       <w:r>
         <w:rPr>
           <w:lang w:val="en_US" w:bidi="en_US"/>
         </w:rPr>
-        <w:t>) incited political adversaries both inside and outside the country (</w:t>
+        <w:t>). These actions caused enemies to rise against him, both inside and outside the kingdom (</w:t>
       </w:r>
       <w:hyperlink r:id="rId25">
         <w:r>
@@ -613,7 +786,21 @@
         <w:rPr>
           <w:lang w:val="en_US" w:bidi="en_US"/>
         </w:rPr>
-        <w:t>God appeared three times to Solomon, giving us a glimpse of his personal spiritual journey. The first time, early in Solomon’s reign, God granted his request for wisdom to rule the kingdom (</w:t>
+        <w:t>God appeared to Solomon three times. These visits help us see Solomon’s spiritual journey.</w:t>
+      </w:r>
+    </w:p>
+    <w:p>
+      <w:pPr/>
+      <w:r>
+        <w:rPr>
+          <w:lang w:val="en_US" w:bidi="en_US"/>
+        </w:rPr>
+      </w:r>
+      <w:r>
+        <w:rPr>
+          <w:lang w:val="en_US" w:bidi="en_US"/>
+        </w:rPr>
+        <w:t>The first time, God appeared to Solomon early in his rule. God gave Solomon what he asked for: wisdom to rule the kingdom (</w:t>
       </w:r>
       <w:hyperlink r:id="rId26">
         <w:r>
@@ -631,7 +818,7 @@
         <w:rPr>
           <w:lang w:val="en_US" w:bidi="en_US"/>
         </w:rPr>
-        <w:t>), which resulted in great prosperity and honor (</w:t>
+        <w:t>). This wisdom led to great wealth and honor (</w:t>
       </w:r>
       <w:hyperlink r:id="rId27">
         <w:r>
@@ -649,7 +836,21 @@
         <w:rPr>
           <w:lang w:val="en_US" w:bidi="en_US"/>
         </w:rPr>
-        <w:t>). After Solomon finished building the Temple and palace, God visited him a second time to remind him that his continued success would depend on spiritual fidelity (</w:t>
+        <w:t xml:space="preserve">). </w:t>
+      </w:r>
+    </w:p>
+    <w:p>
+      <w:pPr/>
+      <w:r>
+        <w:rPr>
+          <w:lang w:val="en_US" w:bidi="en_US"/>
+        </w:rPr>
+      </w:r>
+      <w:r>
+        <w:rPr>
+          <w:lang w:val="en_US" w:bidi="en_US"/>
+        </w:rPr>
+        <w:t>After Solomon finished building the temple and the palace, God appeared to him a second time. God reminded Solomon that his success would continue only if he remained faithful to God (</w:t>
       </w:r>
       <w:hyperlink r:id="rId28">
         <w:r>
@@ -667,7 +868,21 @@
         <w:rPr>
           <w:lang w:val="en_US" w:bidi="en_US"/>
         </w:rPr>
-        <w:t>). However, Solomon’s great fame (</w:t>
+        <w:t xml:space="preserve">). </w:t>
+      </w:r>
+    </w:p>
+    <w:p>
+      <w:pPr/>
+      <w:r>
+        <w:rPr>
+          <w:lang w:val="en_US" w:bidi="en_US"/>
+        </w:rPr>
+      </w:r>
+      <w:r>
+        <w:rPr>
+          <w:lang w:val="en_US" w:bidi="en_US"/>
+        </w:rPr>
+        <w:t>But Solomon became very famous (</w:t>
       </w:r>
       <w:hyperlink r:id="rId29">
         <w:r>
@@ -685,7 +900,7 @@
         <w:rPr>
           <w:lang w:val="en_US" w:bidi="en_US"/>
         </w:rPr>
-        <w:t>) led him into foreign alliances, cemented by customary marriages with the daughters of foreign kings. Solomon’s resulting spiritual compromise eventually led him so far as to sponsor the worship of pagan deities (</w:t>
+        <w:t>). His fame led him to make alliances with other nations. These alliances were strengthened through common marriage practices. Solomon married the daughters of foreign kings. These marriages led him away from faithful worship. In time, Solomon even supported the worship of false gods (</w:t>
       </w:r>
       <w:hyperlink r:id="rId30">
         <w:r>
@@ -703,7 +918,21 @@
         <w:rPr>
           <w:lang w:val="en_US" w:bidi="en_US"/>
         </w:rPr>
-        <w:t>). God visited Solomon a third and final time; this time he rebuked Solomon for his failure to honor the covenant. Solomon’s unfaithfulness would ultimately cause the kingdom’s division after his death (</w:t>
+        <w:t xml:space="preserve">). </w:t>
+      </w:r>
+    </w:p>
+    <w:p>
+      <w:pPr/>
+      <w:r>
+        <w:rPr>
+          <w:lang w:val="en_US" w:bidi="en_US"/>
+        </w:rPr>
+      </w:r>
+      <w:r>
+        <w:rPr>
+          <w:lang w:val="en_US" w:bidi="en_US"/>
+        </w:rPr>
+        <w:t>God appeared to Solomon a third and final time. This time, God rebuked him because he had not honored the covenant, the binding agreement between God and his people. Solomon’s unfaithfulness would later cause the kingdom to divide after his death (</w:t>
       </w:r>
       <w:hyperlink r:id="rId31">
         <w:r>
@@ -725,6 +954,17 @@
       </w:r>
     </w:p>
     <w:p>
+      <w:pPr>
+        <w:pStyle w:val="Heading3"/>
+      </w:pPr>
+      <w:r>
+        <w:rPr>
+          <w:lang w:val="en_US" w:bidi="en_US"/>
+        </w:rPr>
+        <w:t>Second Section</w:t>
+      </w:r>
+    </w:p>
+    <w:p>
       <w:pPr/>
       <w:r>
         <w:rPr>
@@ -753,7 +993,21 @@
         <w:rPr>
           <w:lang w:val="en_US" w:bidi="en_US"/>
         </w:rPr>
-        <w:t>) demonstrates that God’s judgment came quickly after Solomon’s death. At the beginning of the reign of King Rehoboam, the northern tribes requested relief from forced labor and heavy taxation. Rehoboam rebuffed their request and antagonized them, so the northern tribes rebelled and established the kingdom of Israel in the north, with Jeroboam I as king. Rehoboam remained on the throne of Judah, now a separate kingdom, in the south (</w:t>
+        <w:t xml:space="preserve">) shows that God's judgment came soon after Solomon's death . </w:t>
+      </w:r>
+    </w:p>
+    <w:p>
+      <w:pPr/>
+      <w:r>
+        <w:rPr>
+          <w:lang w:val="en_US" w:bidi="en_US"/>
+        </w:rPr>
+      </w:r>
+      <w:r>
+        <w:rPr>
+          <w:lang w:val="en_US" w:bidi="en_US"/>
+        </w:rPr>
+        <w:t>When Rehoboam became king, the northern tribes asked him to reduce their forced labor and heavy taxes. But Rehoboam refused their request and spoke harshly to them. So the northern tribes rebelled. They formed the northern kingdom of Israel and made Jeroboam I their king. Rehoboam continued to rule Judah, which became a separate kingdom in the south (</w:t>
       </w:r>
       <w:hyperlink r:id="rId33">
         <w:r>
@@ -771,7 +1025,35 @@
         <w:rPr>
           <w:lang w:val="en_US" w:bidi="en_US"/>
         </w:rPr>
-        <w:t>). During the following era, Israel’s first two dynasties (Jeroboam I to Tibni) spiritually degraded the northern kingdom, while the kings of Judah degraded the southern kingdom. Political instability marked the northern kingdom, with royal assassinations, contests for power, and the establishment of Israel’s notorious third dynasty, founded by King Omri, who was one of the most powerful and evil kings of Israel (</w:t>
+        <w:t xml:space="preserve">). </w:t>
+      </w:r>
+    </w:p>
+    <w:p>
+      <w:pPr/>
+      <w:r>
+        <w:rPr>
+          <w:lang w:val="en_US" w:bidi="en_US"/>
+        </w:rPr>
+      </w:r>
+      <w:r>
+        <w:rPr>
+          <w:lang w:val="en_US" w:bidi="en_US"/>
+        </w:rPr>
+        <w:t>In the years that followed, Israel’s first two ruling families led the northern kingdom farther away from God. The kings of Judah also led the southern kingdom away from faithful worship.</w:t>
+      </w:r>
+    </w:p>
+    <w:p>
+      <w:pPr/>
+      <w:r>
+        <w:rPr>
+          <w:lang w:val="en_US" w:bidi="en_US"/>
+        </w:rPr>
+      </w:r>
+      <w:r>
+        <w:rPr>
+          <w:lang w:val="en_US" w:bidi="en_US"/>
+        </w:rPr>
+        <w:t>The northern kingdom was politically unstable. Kings were murdered, leaders fought for power, and Omri began Israel’s third ruling family. Omri was one of Israel’s most powerful kings, but he was also one of its most evil kings (</w:t>
       </w:r>
       <w:hyperlink r:id="rId34">
         <w:r>
@@ -793,6 +1075,17 @@
       </w:r>
     </w:p>
     <w:p>
+      <w:pPr>
+        <w:pStyle w:val="Heading3"/>
+      </w:pPr>
+      <w:r>
+        <w:rPr>
+          <w:lang w:val="en_US" w:bidi="en_US"/>
+        </w:rPr>
+        <w:t>Final Section</w:t>
+      </w:r>
+    </w:p>
+    <w:p>
       <w:pPr/>
       <w:r>
         <w:rPr>
@@ -803,7 +1096,7 @@
         <w:rPr>
           <w:lang w:val="en_US" w:bidi="en_US"/>
         </w:rPr>
-        <w:t>The final section of 1 Kings is primarily devoted to the reign of Omri’s son Ahab (</w:t>
+        <w:t>The final section of 1 Kings mainly focuses on the rule of Omri’s son, Ahab (</w:t>
       </w:r>
       <w:hyperlink r:id="rId35">
         <w:r>
@@ -821,7 +1114,7 @@
         <w:rPr>
           <w:lang w:val="en_US" w:bidi="en_US"/>
         </w:rPr>
-        <w:t>). Israel had begun worshiping the Canaanite storm-god Baal, so the Lord commissioned Elijah to confront Ahab and to demonstrate the Lord’s power, showing that he alone is God (</w:t>
+        <w:t>). Israel had begun to worship Baal, the Canaanite god of storms. So the Lord sent Elijah to confront Ahab and show the Lord's power. Elijah showed that the Lord alone is God (</w:t>
       </w:r>
       <w:hyperlink r:id="rId36">
         <w:r>
@@ -839,7 +1132,21 @@
         <w:rPr>
           <w:lang w:val="en_US" w:bidi="en_US"/>
         </w:rPr>
-        <w:t>). Elijah then fled from the wrath of Queen Jezebel, but God reclaimed and recommissioned him, with Elisha as his successor (</w:t>
+        <w:t xml:space="preserve">). </w:t>
+      </w:r>
+    </w:p>
+    <w:p>
+      <w:pPr/>
+      <w:r>
+        <w:rPr>
+          <w:lang w:val="en_US" w:bidi="en_US"/>
+        </w:rPr>
+      </w:r>
+      <w:r>
+        <w:rPr>
+          <w:lang w:val="en_US" w:bidi="en_US"/>
+        </w:rPr>
+        <w:t>Then Elijah ran away from Queen Jezebel because she was angry and wanted to kill him. But God restored Elijah and gave him a new task. God also chose Elisha to follow Elijah as the next prophet (</w:t>
       </w:r>
       <w:hyperlink r:id="rId37">
         <w:r>
@@ -871,7 +1178,7 @@
         <w:rPr>
           <w:lang w:val="en_US" w:bidi="en_US"/>
         </w:rPr>
-        <w:t>On the political front, King Ahab faced repeated challenges from the Aramean king Ben-hadad, against whom Ahab fought three campaigns (</w:t>
+        <w:t>In political matters, King Ahab faced repeated attacks from Ben-hadad, the Aramean king. Ahab fought three battles against him (</w:t>
       </w:r>
       <w:hyperlink r:id="rId38">
         <w:r>
@@ -925,7 +1232,21 @@
         <w:rPr>
           <w:lang w:val="en_US" w:bidi="en_US"/>
         </w:rPr>
-        <w:t>), the last of which cost Ahab his life. Between the second and third campaigns, Ahab, aided by his ruthless wife Jezebel, murdered an innocent man named Naboth and confiscated his property (</w:t>
+        <w:t>). Ahab died in the last battle.</w:t>
+      </w:r>
+    </w:p>
+    <w:p>
+      <w:pPr/>
+      <w:r>
+        <w:rPr>
+          <w:lang w:val="en_US" w:bidi="en_US"/>
+        </w:rPr>
+      </w:r>
+      <w:r>
+        <w:rPr>
+          <w:lang w:val="en_US" w:bidi="en_US"/>
+        </w:rPr>
+        <w:t>Between the second and third battles, Ahab and his cruel wife, Jezebel, murdered an innocent man named Naboth. Then Ahab took Naboth’s property for himself (</w:t>
       </w:r>
       <w:hyperlink r:id="rId41">
         <w:r>
@@ -957,7 +1278,7 @@
         <w:rPr>
           <w:lang w:val="en_US" w:bidi="en_US"/>
         </w:rPr>
-        <w:t>God’s prophets figured prominently in the events of Ahab’s reign. In Ahab’s first two campaigns against the Arameans, an unnamed prophet first counseled the king (</w:t>
+        <w:t>God’s prophets played an important role during Ahab’s rule. During Ahab’s first two battles against the Arameans, a prophet whose name is not given first advised the king (</w:t>
       </w:r>
       <w:hyperlink r:id="rId42">
         <w:r>
@@ -975,7 +1296,7 @@
         <w:rPr>
           <w:lang w:val="en_US" w:bidi="en_US"/>
         </w:rPr>
-        <w:t>) and then rebuked him (</w:t>
+        <w:t>). Later, another prophet rebuked him (</w:t>
       </w:r>
       <w:hyperlink r:id="rId43">
         <w:r>
@@ -993,7 +1314,7 @@
         <w:rPr>
           <w:lang w:val="en_US" w:bidi="en_US"/>
         </w:rPr>
-        <w:t>). The prophet Elijah later censured Ahab’s seizure of Naboth’s vineyard (</w:t>
+        <w:t>). The prophet Elijah also rebuked Ahab after he took Naboth’s vineyard (</w:t>
       </w:r>
       <w:hyperlink r:id="rId41">
         <w:r>
@@ -1011,7 +1332,7 @@
         <w:rPr>
           <w:lang w:val="en_US" w:bidi="en_US"/>
         </w:rPr>
-        <w:t>). Then, before Ahab’s third battle against the Arameans, the prophet Micaiah warned of Ahab’s impending death (</w:t>
+        <w:t>). Before Ahab’s third battle against the Arameans, the prophet Micaiah warned that Ahab would soon die (</w:t>
       </w:r>
       <w:hyperlink r:id="rId44">
         <w:r>
@@ -1043,7 +1364,7 @@
         <w:rPr>
           <w:lang w:val="en_US" w:bidi="en_US"/>
         </w:rPr>
-        <w:t>The book of 1 Kings closes with a brief word concerning the character and reign of Judah’s King Jehoshaphat (</w:t>
+        <w:t>First Kings ends with a short account of Jehoshaphat, the king of Judah. It describes his character and his rule (</w:t>
       </w:r>
       <w:hyperlink r:id="rId45">
         <w:r>
@@ -1061,7 +1382,7 @@
         <w:rPr>
           <w:lang w:val="en_US" w:bidi="en_US"/>
         </w:rPr>
-        <w:t>) and introduces Ahab’s successor, Ahaziah (</w:t>
+        <w:t>). The book also introduces Ahaziah, who became king after Ahab (</w:t>
       </w:r>
       <w:hyperlink r:id="rId46">
         <w:r>
@@ -1079,7 +1400,7 @@
         <w:rPr>
           <w:lang w:val="en_US" w:bidi="en_US"/>
         </w:rPr>
-        <w:t>), whose story begins 2 Kings.</w:t>
+        <w:t>). Ahaziah’s story continues in 2 Kings.</w:t>
       </w:r>
     </w:p>
     <w:p>
@@ -1090,7 +1411,7 @@
         <w:rPr>
           <w:lang w:val="en_US" w:bidi="en_US"/>
         </w:rPr>
-        <w:t>Authorship and Composition</w:t>
+        <w:t>Author and Composition</w:t>
       </w:r>
     </w:p>
     <w:p>
@@ -1104,7 +1425,7 @@
         <w:rPr>
           <w:lang w:val="en_US" w:bidi="en_US"/>
         </w:rPr>
-        <w:t>The books of 1–2 Kings reflect the coherent perspective of a single unknown author, whom Jewish tradition identifies as Jeremiah (</w:t>
+        <w:t>The books of 1–2 Kings show a clear and unified point of view. They were written by one unknown author. Jewish tradition identifies this author as Jeremiah (</w:t>
       </w:r>
       <w:r>
         <w:rPr>
@@ -1117,7 +1438,7 @@
         <w:rPr>
           <w:lang w:val="en_US" w:bidi="en_US"/>
         </w:rPr>
-        <w:t xml:space="preserve"> 15a). The author witnessed firsthand the fall of Jerusalem and was well acquainted with sources that enabled him to compose a rich history of Solomon’s reign and the divided monarchy. Available to the author were official archives of the palace and Temple and records kept in various prophetic centers. He skillfully weaved these sources into a unified presentation, displaying a central concern regarding his people’s repeated failure to honor their covenant relationship with God.</w:t>
+        <w:t xml:space="preserve"> 15a). </w:t>
       </w:r>
     </w:p>
     <w:p>
@@ -1131,7 +1452,21 @@
         <w:rPr>
           <w:lang w:val="en_US" w:bidi="en_US"/>
         </w:rPr>
-        <w:t xml:space="preserve">It is uncertain whether the author was still alive and wrote the final appendix concerning Jehoiachin’s release (561 BC; </w:t>
+        <w:t>The author saw the fall of Jerusalem himself. He also knew the sources that helped him write a detailed history of Solomon’s rule and the divided kingdom. These sources included official records from the palace and the temple. They also included records kept by groups of prophets. The author brought these sources together into one clear account. His main concern was that God’s people had repeatedly failed to honor their covenant relationship with him.</w:t>
+      </w:r>
+    </w:p>
+    <w:p>
+      <w:pPr/>
+      <w:r>
+        <w:rPr>
+          <w:lang w:val="en_US" w:bidi="en_US"/>
+        </w:rPr>
+      </w:r>
+      <w:r>
+        <w:rPr>
+          <w:lang w:val="en_US" w:bidi="en_US"/>
+        </w:rPr>
+        <w:t>It is not clear whether the author was still alive when the final note about Jehoiachin’s release was written. Jehoiachin was released in 561 BC (</w:t>
       </w:r>
       <w:hyperlink r:id="rId47">
         <w:r>
@@ -1142,14 +1477,14 @@
             <w:color w:val="0000EE"/>
             <w:u w:val="single"/>
           </w:rPr>
-          <w:t>2 Kgs 25:27–30</w:t>
+          <w:t>2 Kings 25:27–30</w:t>
         </w:r>
       </w:hyperlink>
       <w:r>
         <w:rPr>
           <w:lang w:val="en_US" w:bidi="en_US"/>
         </w:rPr>
-        <w:t xml:space="preserve">; cp. </w:t>
+        <w:t xml:space="preserve">; compare </w:t>
       </w:r>
       <w:hyperlink r:id="rId48">
         <w:r>
@@ -1160,14 +1495,14 @@
             <w:color w:val="0000EE"/>
             <w:u w:val="single"/>
           </w:rPr>
-          <w:t>Jer 52:31–34</w:t>
+          <w:t>Jeremiah 52:31–34</w:t>
         </w:r>
       </w:hyperlink>
       <w:r>
         <w:rPr>
           <w:lang w:val="en_US" w:bidi="en_US"/>
         </w:rPr>
-        <w:t>). If not, these verses were appended by someone well acquainted with 1–2 Kings and of a kindred spirit with the primary author.</w:t>
+        <w:t>). If the original author did not write these verses, someone else added them later. That person knew 1–2 Kings well and shared the same concerns as the main author.</w:t>
       </w:r>
     </w:p>
     <w:p>
@@ -1181,7 +1516,7 @@
         <w:rPr>
           <w:lang w:val="en_US" w:bidi="en_US"/>
         </w:rPr>
-        <w:t>The books of 1–2 Kings cover essentially the same time period as 2 Chronicles. Accordingly, there are numerous parallel passages with similar wording. But the authors had different purposes in writing, and these differences can be highlighted by comparing the various parallel passages.</w:t>
+        <w:t>The books of 1–2 Kings cover almost the same time period as 2 Chronicles. For this reason, many passages in these books describe the same events and use similar wording. But the authors wrote with different purposes. We can see these differences by comparing the parallel passages.</w:t>
       </w:r>
     </w:p>
     <w:p>
@@ -1206,7 +1541,7 @@
         <w:rPr>
           <w:lang w:val="en_US" w:bidi="en_US"/>
         </w:rPr>
-        <w:t>Because 2 Kings records the fall of Jerusalem in 586 BC (</w:t>
+        <w:t>Second Kings records the fall of Jerusalem in 586 BC (</w:t>
       </w:r>
       <w:hyperlink r:id="rId49">
         <w:r>
@@ -1217,14 +1552,14 @@
             <w:color w:val="0000EE"/>
             <w:u w:val="single"/>
           </w:rPr>
-          <w:t>2 Kgs 24:18–25:21</w:t>
+          <w:t>2 Kings 24:18–25:21</w:t>
         </w:r>
       </w:hyperlink>
       <w:r>
         <w:rPr>
           <w:lang w:val="en_US" w:bidi="en_US"/>
         </w:rPr>
-        <w:t>), the composition of 1–2 Kings must have been completed afterward.</w:t>
+        <w:t>). This means 1–2 Kings must have been completed after that event.</w:t>
       </w:r>
     </w:p>
     <w:p>
@@ -1238,7 +1573,7 @@
         <w:rPr>
           <w:lang w:val="en_US" w:bidi="en_US"/>
         </w:rPr>
-        <w:t xml:space="preserve">The dating of the reigns of various kings and the chronological arrangement of 1–2 Kings remain somewhat problematic, but the general dating of the period seems clear. The basic period for 1 Kings stretches from around 973 BC (including approximately the last two years of David’s reign in Jerusalem, </w:t>
+        <w:t>The dates and order of the kings in 1–2 Kings are sometimes hard to understand. But the main time period is clear. First Kings begins around 973 BC. This includes about the last two years of David’s rule in Jerusalem (</w:t>
       </w:r>
       <w:hyperlink r:id="rId50">
         <w:r>
@@ -1249,14 +1584,28 @@
             <w:color w:val="0000EE"/>
             <w:u w:val="single"/>
           </w:rPr>
-          <w:t>2 Sam 5:4–5</w:t>
+          <w:t>2 Samuel 5:4–5</w:t>
         </w:r>
       </w:hyperlink>
       <w:r>
         <w:rPr>
           <w:lang w:val="en_US" w:bidi="en_US"/>
         </w:rPr>
-        <w:t>) to around 853 BC, during the reigns of Jehoshaphat of Judah (872–848 BC) and Ahaziah of Israel (853–852 BC). Second Kings picks up where 1 Kings left off (originally, 1–2 Kings was one book). The final appendix to 2 Kings (</w:t>
+        <w:t>). The book continues to about 853 BC. This was during the rules of Jehoshaphat of Judah, who ruled from 872 to 848 BC, and Ahaziah of Israel, who ruled from 853 to 852 BC.</w:t>
+      </w:r>
+    </w:p>
+    <w:p>
+      <w:pPr/>
+      <w:r>
+        <w:rPr>
+          <w:lang w:val="en_US" w:bidi="en_US"/>
+        </w:rPr>
+      </w:r>
+      <w:r>
+        <w:rPr>
+          <w:lang w:val="en_US" w:bidi="en_US"/>
+        </w:rPr>
+        <w:t>Second Kings continues the story where First Kings ends. First and Second Kings were originally one book. The final note in 2 Kings was written soon after Nebuchadnezzar II died in 562 BC (</w:t>
       </w:r>
       <w:hyperlink r:id="rId47">
         <w:r>
@@ -1267,14 +1616,14 @@
             <w:color w:val="0000EE"/>
             <w:u w:val="single"/>
           </w:rPr>
-          <w:t>2 Kgs 25:27–30</w:t>
+          <w:t>2 Kings 25:27–30</w:t>
         </w:r>
       </w:hyperlink>
       <w:r>
         <w:rPr>
           <w:lang w:val="en_US" w:bidi="en_US"/>
         </w:rPr>
-        <w:t>) was written shortly after the death of Nebuchadnezzar II in 562 BC.</w:t>
+        <w:t>).</w:t>
       </w:r>
     </w:p>
     <w:p>
@@ -1285,7 +1634,7 @@
         <w:rPr>
           <w:lang w:val="en_US" w:bidi="en_US"/>
         </w:rPr>
-        <w:t>Chronology</w:t>
+        <w:t>Timeline of Events</w:t>
       </w:r>
     </w:p>
     <w:p>
@@ -1299,7 +1648,35 @@
         <w:rPr>
           <w:lang w:val="en_US" w:bidi="en_US"/>
         </w:rPr>
-        <w:t>The dates for the reigns of the kings of Israel and Judah are determined by comparing biblical data with information from other sources from the period, including historical annals and records of astronomical phenomena. The data frequently highlights the practice of co-regency, whereby a reigning king designated his son as both heir apparent and co-ruler. This practice was common in both Israel and Judah. Hence, the dating of the various kings is not necessarily sequential, but contains a certain extent of overlap. While ascertaining precise dates across the monarchical period is complex, the remarkable harmony between the records of Assyria, Babylon, Aram, Egypt, and Israel highlights the historical reliability of the biblical records.</w:t>
+        <w:t>The dates for the kings of Israel and Judah are found by comparing the Bible with other ancient sources. These sources include royal records and records of events in the sky, such as eclipses.</w:t>
+      </w:r>
+    </w:p>
+    <w:p>
+      <w:pPr/>
+      <w:r>
+        <w:rPr>
+          <w:lang w:val="en_US" w:bidi="en_US"/>
+        </w:rPr>
+      </w:r>
+      <w:r>
+        <w:rPr>
+          <w:lang w:val="en_US" w:bidi="en_US"/>
+        </w:rPr>
+        <w:t>These records often show that kings used co-regency. Co-regency means that a king appointed his son to rule with him before the son became king on his own. This practice was common in both Israel and Judah. Because of this, the dates for some kings may overlap instead of following one after another.</w:t>
+      </w:r>
+    </w:p>
+    <w:p>
+      <w:pPr/>
+      <w:r>
+        <w:rPr>
+          <w:lang w:val="en_US" w:bidi="en_US"/>
+        </w:rPr>
+      </w:r>
+      <w:r>
+        <w:rPr>
+          <w:lang w:val="en_US" w:bidi="en_US"/>
+        </w:rPr>
+        <w:t>Finding exact dates for the time of the kings is complex. But the records of Assyria, Babylon, Aram, Egypt, and Israel agree in many important ways. This agreement supports the historical reliability of the biblical records.</w:t>
       </w:r>
     </w:p>
     <w:p>
@@ -1324,7 +1701,21 @@
         <w:rPr>
           <w:lang w:val="en_US" w:bidi="en_US"/>
         </w:rPr>
-        <w:t>The primary concern of 1 Kings is Israel’s spiritual condition: How well did Israel’s rulers and people keep God’s covenants? God’s special covenant with David had conditions for blessing Israel’s king and his kingdom (</w:t>
+        <w:t>The main concern of 1 Kings is Israel’s spiritual condition. It asks this question: How faithful were Israel’s rulers and people to God’s covenants?</w:t>
+      </w:r>
+    </w:p>
+    <w:p>
+      <w:pPr/>
+      <w:r>
+        <w:rPr>
+          <w:lang w:val="en_US" w:bidi="en_US"/>
+        </w:rPr>
+      </w:r>
+      <w:r>
+        <w:rPr>
+          <w:lang w:val="en_US" w:bidi="en_US"/>
+        </w:rPr>
+        <w:t>God made a special covenant with David. This covenant included conditions for blessing Israel’s king and his kingdom (</w:t>
       </w:r>
       <w:hyperlink r:id="rId51">
         <w:r>
@@ -1335,7 +1726,7 @@
             <w:color w:val="0000EE"/>
             <w:u w:val="single"/>
           </w:rPr>
-          <w:t>2 Sam 7:12–16</w:t>
+          <w:t>2 Samuel 7:12–16</w:t>
         </w:r>
       </w:hyperlink>
       <w:r>
@@ -1353,14 +1744,14 @@
             <w:color w:val="0000EE"/>
             <w:u w:val="single"/>
           </w:rPr>
-          <w:t>Ps 89:20–37</w:t>
+          <w:t>Psalm 89:20–37</w:t>
         </w:r>
       </w:hyperlink>
       <w:r>
         <w:rPr>
           <w:lang w:val="en_US" w:bidi="en_US"/>
         </w:rPr>
-        <w:t>). God’s three appearances to Solomon highlight the potential for a successful and meaningful spiritual life, as well as the tragic consequences of spiritual infidelity and relying upon expediency. Each succeeding king is evaluated by his faithfulness to God—by his success or failure in keeping God’s covenants.</w:t>
+        <w:t xml:space="preserve">). </w:t>
       </w:r>
     </w:p>
     <w:p>
@@ -1374,7 +1765,35 @@
         <w:rPr>
           <w:lang w:val="en_US" w:bidi="en_US"/>
         </w:rPr>
-        <w:t>The book of 1 Kings emphasizes the role of God’s prophets in advising, admonishing, and warning the kings. While particular attention is devoted to Elijah’s ministry (</w:t>
+        <w:t>God appeared to Solomon three times. These appearances show that Solomon had the chance to live a faithful and meaningful life with God. They also show the sad results of being unfaithful to God and choosing what seemed useful instead of what was right.</w:t>
+      </w:r>
+    </w:p>
+    <w:p>
+      <w:pPr/>
+      <w:r>
+        <w:rPr>
+          <w:lang w:val="en_US" w:bidi="en_US"/>
+        </w:rPr>
+      </w:r>
+      <w:r>
+        <w:rPr>
+          <w:lang w:val="en_US" w:bidi="en_US"/>
+        </w:rPr>
+        <w:t>Each king after Solomon is judged by his faithfulness to God. Each one either kept God’s covenants or failed to keep them.</w:t>
+      </w:r>
+    </w:p>
+    <w:p>
+      <w:pPr/>
+      <w:r>
+        <w:rPr>
+          <w:lang w:val="en_US" w:bidi="en_US"/>
+        </w:rPr>
+      </w:r>
+      <w:r>
+        <w:rPr>
+          <w:lang w:val="en_US" w:bidi="en_US"/>
+        </w:rPr>
+        <w:t>First Kings emphasizes the work of God’s prophets. They advised, corrected, and warned the kings. The book gives special attention to Elijah’s ministry (</w:t>
       </w:r>
       <w:hyperlink r:id="rId53">
         <w:r>
@@ -1385,7 +1804,7 @@
             <w:color w:val="0000EE"/>
             <w:u w:val="single"/>
           </w:rPr>
-          <w:t>1 Kgs 17:1–19:21</w:t>
+          <w:t>1 Kings 17:1–19:21</w:t>
         </w:r>
       </w:hyperlink>
       <w:r>
@@ -1410,7 +1829,7 @@
         <w:rPr>
           <w:lang w:val="en_US" w:bidi="en_US"/>
         </w:rPr>
-        <w:t>), God also works through other prophets to claim his people’s loyalty.</w:t>
+        <w:t>). But God also worked through other prophets to call his people to be loyal to him.</w:t>
       </w:r>
     </w:p>
     <w:p>
@@ -1424,7 +1843,33 @@
         <w:rPr>
           <w:lang w:val="en_US" w:bidi="en_US"/>
         </w:rPr>
-        <w:t>The spiritual odysseys of Israel’s kings and prophets challenge all of God’s people to faithful devotion and service. Israel’s frequent preference for what is tangible and expedient reminds us to “keep away from anything that might take God’s place in [our] hearts”(</w:t>
+        <w:t>The spiritual journeys of Israel’s kings and prophets call all of God’s people to faithful love and service.</w:t>
+      </w:r>
+    </w:p>
+    <w:p>
+      <w:pPr/>
+      <w:r>
+        <w:rPr>
+          <w:lang w:val="en_US" w:bidi="en_US"/>
+        </w:rPr>
+      </w:r>
+      <w:r>
+        <w:rPr>
+          <w:lang w:val="en_US" w:bidi="en_US"/>
+        </w:rPr>
+        <w:t>Israel often chose what it could see and what seemed useful at the moment. This reminds God’s people to "</w:t>
+      </w:r>
+      <w:r>
+        <w:rPr>
+          <w:lang w:val="en_US" w:bidi="en_US"/>
+        </w:rPr>
+        <w:t>keep yourselves from idols</w:t>
+      </w:r>
+      <w:r>
+        <w:rPr>
+          <w:lang w:val="en_US" w:bidi="en_US"/>
+        </w:rPr>
+        <w:t>" (</w:t>
       </w:r>
       <w:hyperlink r:id="rId54">
         <w:r>
@@ -1435,14 +1880,14 @@
             <w:color w:val="0000EE"/>
             <w:u w:val="single"/>
           </w:rPr>
-          <w:t>1 Jn 5:21</w:t>
+          <w:t>1 John 5:21</w:t>
         </w:r>
       </w:hyperlink>
       <w:r>
         <w:rPr>
           <w:lang w:val="en_US" w:bidi="en_US"/>
         </w:rPr>
-        <w:t>). Like the prophets of old, God’s servants today are to proclaim the necessity of worshiping God alone.</w:t>
+        <w:t>). Like the prophets long ago, God’s servants today must proclaim that people should worship God alone.</w:t>
       </w:r>
       <w:r>
         <w:rPr>

--- a/eng/docx/11.content.docx
+++ b/eng/docx/11.content.docx
@@ -19,7 +19,7 @@
         <w:rPr>
           <w:lang w:val="en_US" w:bidi="en_US"/>
         </w:rPr>
-        <w:t>Resource: Tyndale Open Study Notes</w:t>
+        <w:t>Resource: Aquifer Open Study Notes (Book Intros)</w:t>
       </w:r>
       <w:r>
         <w:rPr>
@@ -112,7 +112,7 @@
         <w:rPr>
           <w:lang w:val="en_US" w:bidi="en_US"/>
         </w:rPr>
-        <w:t>Tyndale Open Study Notes</w:t>
+        <w:t>Aquifer Open Study Notes (Book Intros)</w:t>
       </w:r>
     </w:p>
     <w:p>

--- a/eng/docx/11.content.docx
+++ b/eng/docx/11.content.docx
@@ -245,36 +245,24 @@
         </w:rPr>
         <w:t>” (</w:t>
       </w:r>
-      <w:hyperlink r:id="rId13">
-        <w:r>
-          <w:rPr>
-            <w:lang w:val="en_US" w:bidi="en_US"/>
-          </w:rPr>
-          <w:rPr>
-            <w:color w:val="0000EE"/>
-            <w:u w:val="single"/>
-          </w:rPr>
-          <w:t>1 Kings 10:23</w:t>
-        </w:r>
-      </w:hyperlink>
+      <w:r>
+        <w:rPr>
+          <w:lang w:val="en_US" w:bidi="en_US"/>
+        </w:rPr>
+        <w:t>1 Kings 10:23</w:t>
+      </w:r>
       <w:r>
         <w:rPr>
           <w:lang w:val="en_US" w:bidi="en_US"/>
         </w:rPr>
         <w:t>). The queen of Sheba confirmed the glory of Solomon’s kingdom, saying, “The report I heard in my own country about your words and wisdom is true. But I did not believe these things until I came and saw with my own eyes” (</w:t>
       </w:r>
-      <w:hyperlink r:id="rId14">
-        <w:r>
-          <w:rPr>
-            <w:lang w:val="en_US" w:bidi="en_US"/>
-          </w:rPr>
-          <w:rPr>
-            <w:color w:val="0000EE"/>
-            <w:u w:val="single"/>
-          </w:rPr>
-          <w:t>10:6–7</w:t>
-        </w:r>
-      </w:hyperlink>
+      <w:r>
+        <w:rPr>
+          <w:lang w:val="en_US" w:bidi="en_US"/>
+        </w:rPr>
+        <w:t>10:6–7</w:t>
+      </w:r>
       <w:r>
         <w:rPr>
           <w:lang w:val="en_US" w:bidi="en_US"/>
@@ -332,18 +320,12 @@
         </w:rPr>
         <w:t xml:space="preserve"> (</w:t>
       </w:r>
-      <w:hyperlink r:id="rId15">
-        <w:r>
-          <w:rPr>
-            <w:lang w:val="en_US" w:bidi="en_US"/>
-          </w:rPr>
-          <w:rPr>
-            <w:color w:val="0000EE"/>
-            <w:u w:val="single"/>
-          </w:rPr>
-          <w:t>4:21</w:t>
-        </w:r>
-      </w:hyperlink>
+      <w:r>
+        <w:rPr>
+          <w:lang w:val="en_US" w:bidi="en_US"/>
+        </w:rPr>
+        <w:t>4:21</w:t>
+      </w:r>
       <w:r>
         <w:rPr>
           <w:lang w:val="en_US" w:bidi="en_US"/>
@@ -404,18 +386,12 @@
         </w:rPr>
         <w:t>" (</w:t>
       </w:r>
-      <w:hyperlink r:id="rId16">
-        <w:r>
-          <w:rPr>
-            <w:lang w:val="en_US" w:bidi="en_US"/>
-          </w:rPr>
-          <w:rPr>
-            <w:color w:val="0000EE"/>
-            <w:u w:val="single"/>
-          </w:rPr>
-          <w:t>11:4</w:t>
-        </w:r>
-      </w:hyperlink>
+      <w:r>
+        <w:rPr>
+          <w:lang w:val="en_US" w:bidi="en_US"/>
+        </w:rPr>
+        <w:t>11:4</w:t>
+      </w:r>
       <w:r>
         <w:rPr>
           <w:lang w:val="en_US" w:bidi="en_US"/>
@@ -450,36 +426,24 @@
         </w:rPr>
         <w:t xml:space="preserve">Israel and Judah fought many times from 931 to 874 BC. This period included Israel’s first two ruling families and Judah’s first three kings. The fighting became less severe when King Ahab of Israel and King Jehoshaphat of Judah joined together against the Arameans (chapters </w:t>
       </w:r>
-      <w:hyperlink r:id="rId17">
-        <w:r>
-          <w:rPr>
-            <w:lang w:val="en_US" w:bidi="en_US"/>
-          </w:rPr>
-          <w:rPr>
-            <w:color w:val="0000EE"/>
-            <w:u w:val="single"/>
-          </w:rPr>
-          <w:t>20</w:t>
-        </w:r>
-      </w:hyperlink>
+      <w:r>
+        <w:rPr>
+          <w:lang w:val="en_US" w:bidi="en_US"/>
+        </w:rPr>
+        <w:t>20</w:t>
+      </w:r>
       <w:r>
         <w:rPr>
           <w:lang w:val="en_US" w:bidi="en_US"/>
         </w:rPr>
         <w:t xml:space="preserve">, </w:t>
       </w:r>
-      <w:hyperlink r:id="rId18">
-        <w:r>
-          <w:rPr>
-            <w:lang w:val="en_US" w:bidi="en_US"/>
-          </w:rPr>
-          <w:rPr>
-            <w:color w:val="0000EE"/>
-            <w:u w:val="single"/>
-          </w:rPr>
-          <w:t>22</w:t>
-        </w:r>
-      </w:hyperlink>
+      <w:r>
+        <w:rPr>
+          <w:lang w:val="en_US" w:bidi="en_US"/>
+        </w:rPr>
+        <w:t>22</w:t>
+      </w:r>
       <w:r>
         <w:rPr>
           <w:lang w:val="en_US" w:bidi="en_US"/>
@@ -528,18 +492,12 @@
         </w:rPr>
         <w:t xml:space="preserve">During this time, both Hebrew kingdoms struggled to stay faithful to God. Israel no longer worshiped the Lord at Solomon’s temple. Jeroboam I was the first king of the northern kingdom of Israel. He ruled from 931 to 910 BC. He began false worship practices that led the northern kingdom away from God (see </w:t>
       </w:r>
-      <w:hyperlink r:id="rId19">
-        <w:r>
-          <w:rPr>
-            <w:lang w:val="en_US" w:bidi="en_US"/>
-          </w:rPr>
-          <w:rPr>
-            <w:color w:val="0000EE"/>
-            <w:u w:val="single"/>
-          </w:rPr>
-          <w:t>2 Kings 17:21–23</w:t>
-        </w:r>
-      </w:hyperlink>
+      <w:r>
+        <w:rPr>
+          <w:lang w:val="en_US" w:bidi="en_US"/>
+        </w:rPr>
+        <w:t>2 Kings 17:21–23</w:t>
+      </w:r>
       <w:r>
         <w:rPr>
           <w:lang w:val="en_US" w:bidi="en_US"/>
@@ -560,36 +518,24 @@
         </w:rPr>
         <w:t>Judah’s first two kings, Rehoboam and Abijah, also turned away from faithful worship. But the next two kings, Asa and Jehoshaphat, were more faithful to God. Still, their faithfulness was not perfect (</w:t>
       </w:r>
-      <w:hyperlink r:id="rId20">
-        <w:r>
-          <w:rPr>
-            <w:lang w:val="en_US" w:bidi="en_US"/>
-          </w:rPr>
-          <w:rPr>
-            <w:color w:val="0000EE"/>
-            <w:u w:val="single"/>
-          </w:rPr>
-          <w:t>1 Kings 15:11</w:t>
-        </w:r>
-      </w:hyperlink>
+      <w:r>
+        <w:rPr>
+          <w:lang w:val="en_US" w:bidi="en_US"/>
+        </w:rPr>
+        <w:t>1 Kings 15:11</w:t>
+      </w:r>
       <w:r>
         <w:rPr>
           <w:lang w:val="en_US" w:bidi="en_US"/>
         </w:rPr>
         <w:t xml:space="preserve">; </w:t>
       </w:r>
-      <w:hyperlink r:id="rId21">
-        <w:r>
-          <w:rPr>
-            <w:lang w:val="en_US" w:bidi="en_US"/>
-          </w:rPr>
-          <w:rPr>
-            <w:color w:val="0000EE"/>
-            <w:u w:val="single"/>
-          </w:rPr>
-          <w:t>22:43</w:t>
-        </w:r>
-      </w:hyperlink>
+      <w:r>
+        <w:rPr>
+          <w:lang w:val="en_US" w:bidi="en_US"/>
+        </w:rPr>
+        <w:t>22:43</w:t>
+      </w:r>
       <w:r>
         <w:rPr>
           <w:lang w:val="en_US" w:bidi="en_US"/>
@@ -674,18 +620,12 @@
         </w:rPr>
         <w:t>Solomon’s story begins and ends with conflict. David chose Solomon to be the next king. But Solomon’s older brother Adonijah tried to take make himself king (</w:t>
       </w:r>
-      <w:hyperlink r:id="rId22">
-        <w:r>
-          <w:rPr>
-            <w:lang w:val="en_US" w:bidi="en_US"/>
-          </w:rPr>
-          <w:rPr>
-            <w:color w:val="0000EE"/>
-            <w:u w:val="single"/>
-          </w:rPr>
-          <w:t>1:1–2:46</w:t>
-        </w:r>
-      </w:hyperlink>
+      <w:r>
+        <w:rPr>
+          <w:lang w:val="en_US" w:bidi="en_US"/>
+        </w:rPr>
+        <w:t>1:1–2:46</w:t>
+      </w:r>
       <w:r>
         <w:rPr>
           <w:lang w:val="en_US" w:bidi="en_US"/>
@@ -720,54 +660,36 @@
         </w:rPr>
         <w:t>Near the end of his rule, Solomon turned away from God (</w:t>
       </w:r>
-      <w:hyperlink r:id="rId23">
-        <w:r>
-          <w:rPr>
-            <w:lang w:val="en_US" w:bidi="en_US"/>
-          </w:rPr>
-          <w:rPr>
-            <w:color w:val="0000EE"/>
-            <w:u w:val="single"/>
-          </w:rPr>
-          <w:t>11:1–13</w:t>
-        </w:r>
-      </w:hyperlink>
+      <w:r>
+        <w:rPr>
+          <w:lang w:val="en_US" w:bidi="en_US"/>
+        </w:rPr>
+        <w:t>11:1–13</w:t>
+      </w:r>
       <w:r>
         <w:rPr>
           <w:lang w:val="en_US" w:bidi="en_US"/>
         </w:rPr>
         <w:t>). He also forced people to work for his building projects (</w:t>
       </w:r>
-      <w:hyperlink r:id="rId24">
-        <w:r>
-          <w:rPr>
-            <w:lang w:val="en_US" w:bidi="en_US"/>
-          </w:rPr>
-          <w:rPr>
-            <w:color w:val="0000EE"/>
-            <w:u w:val="single"/>
-          </w:rPr>
-          <w:t>5:1–18</w:t>
-        </w:r>
-      </w:hyperlink>
+      <w:r>
+        <w:rPr>
+          <w:lang w:val="en_US" w:bidi="en_US"/>
+        </w:rPr>
+        <w:t>5:1–18</w:t>
+      </w:r>
       <w:r>
         <w:rPr>
           <w:lang w:val="en_US" w:bidi="en_US"/>
         </w:rPr>
         <w:t>). These actions caused enemies to rise against him, both inside and outside the kingdom (</w:t>
       </w:r>
-      <w:hyperlink r:id="rId25">
-        <w:r>
-          <w:rPr>
-            <w:lang w:val="en_US" w:bidi="en_US"/>
-          </w:rPr>
-          <w:rPr>
-            <w:color w:val="0000EE"/>
-            <w:u w:val="single"/>
-          </w:rPr>
-          <w:t>11:14–40</w:t>
-        </w:r>
-      </w:hyperlink>
+      <w:r>
+        <w:rPr>
+          <w:lang w:val="en_US" w:bidi="en_US"/>
+        </w:rPr>
+        <w:t>11:14–40</w:t>
+      </w:r>
       <w:r>
         <w:rPr>
           <w:lang w:val="en_US" w:bidi="en_US"/>
@@ -802,36 +724,24 @@
         </w:rPr>
         <w:t>The first time, God appeared to Solomon early in his rule. God gave Solomon what he asked for: wisdom to rule the kingdom (</w:t>
       </w:r>
-      <w:hyperlink r:id="rId26">
-        <w:r>
-          <w:rPr>
-            <w:lang w:val="en_US" w:bidi="en_US"/>
-          </w:rPr>
-          <w:rPr>
-            <w:color w:val="0000EE"/>
-            <w:u w:val="single"/>
-          </w:rPr>
-          <w:t>3:5–15</w:t>
-        </w:r>
-      </w:hyperlink>
+      <w:r>
+        <w:rPr>
+          <w:lang w:val="en_US" w:bidi="en_US"/>
+        </w:rPr>
+        <w:t>3:5–15</w:t>
+      </w:r>
       <w:r>
         <w:rPr>
           <w:lang w:val="en_US" w:bidi="en_US"/>
         </w:rPr>
         <w:t>). This wisdom led to great wealth and honor (</w:t>
       </w:r>
-      <w:hyperlink r:id="rId27">
-        <w:r>
-          <w:rPr>
-            <w:lang w:val="en_US" w:bidi="en_US"/>
-          </w:rPr>
-          <w:rPr>
-            <w:color w:val="0000EE"/>
-            <w:u w:val="single"/>
-          </w:rPr>
-          <w:t>3:16–8:66</w:t>
-        </w:r>
-      </w:hyperlink>
+      <w:r>
+        <w:rPr>
+          <w:lang w:val="en_US" w:bidi="en_US"/>
+        </w:rPr>
+        <w:t>3:16–8:66</w:t>
+      </w:r>
       <w:r>
         <w:rPr>
           <w:lang w:val="en_US" w:bidi="en_US"/>
@@ -852,18 +762,12 @@
         </w:rPr>
         <w:t>After Solomon finished building the temple and the palace, God appeared to him a second time. God reminded Solomon that his success would continue only if he remained faithful to God (</w:t>
       </w:r>
-      <w:hyperlink r:id="rId28">
-        <w:r>
-          <w:rPr>
-            <w:lang w:val="en_US" w:bidi="en_US"/>
-          </w:rPr>
-          <w:rPr>
-            <w:color w:val="0000EE"/>
-            <w:u w:val="single"/>
-          </w:rPr>
-          <w:t>9:1–9</w:t>
-        </w:r>
-      </w:hyperlink>
+      <w:r>
+        <w:rPr>
+          <w:lang w:val="en_US" w:bidi="en_US"/>
+        </w:rPr>
+        <w:t>9:1–9</w:t>
+      </w:r>
       <w:r>
         <w:rPr>
           <w:lang w:val="en_US" w:bidi="en_US"/>
@@ -884,36 +788,24 @@
         </w:rPr>
         <w:t>But Solomon became very famous (</w:t>
       </w:r>
-      <w:hyperlink r:id="rId29">
-        <w:r>
-          <w:rPr>
-            <w:lang w:val="en_US" w:bidi="en_US"/>
-          </w:rPr>
-          <w:rPr>
-            <w:color w:val="0000EE"/>
-            <w:u w:val="single"/>
-          </w:rPr>
-          <w:t>9:10–10:29</w:t>
-        </w:r>
-      </w:hyperlink>
+      <w:r>
+        <w:rPr>
+          <w:lang w:val="en_US" w:bidi="en_US"/>
+        </w:rPr>
+        <w:t>9:10–10:29</w:t>
+      </w:r>
       <w:r>
         <w:rPr>
           <w:lang w:val="en_US" w:bidi="en_US"/>
         </w:rPr>
         <w:t>). His fame led him to make alliances with other nations. These alliances were strengthened through common marriage practices. Solomon married the daughters of foreign kings. These marriages led him away from faithful worship. In time, Solomon even supported the worship of false gods (</w:t>
       </w:r>
-      <w:hyperlink r:id="rId30">
-        <w:r>
-          <w:rPr>
-            <w:lang w:val="en_US" w:bidi="en_US"/>
-          </w:rPr>
-          <w:rPr>
-            <w:color w:val="0000EE"/>
-            <w:u w:val="single"/>
-          </w:rPr>
-          <w:t>11:1–8</w:t>
-        </w:r>
-      </w:hyperlink>
+      <w:r>
+        <w:rPr>
+          <w:lang w:val="en_US" w:bidi="en_US"/>
+        </w:rPr>
+        <w:t>11:1–8</w:t>
+      </w:r>
       <w:r>
         <w:rPr>
           <w:lang w:val="en_US" w:bidi="en_US"/>
@@ -934,18 +826,12 @@
         </w:rPr>
         <w:t>God appeared to Solomon a third and final time. This time, God rebuked him because he had not honored the covenant, the binding agreement between God and his people. Solomon’s unfaithfulness would later cause the kingdom to divide after his death (</w:t>
       </w:r>
-      <w:hyperlink r:id="rId31">
-        <w:r>
-          <w:rPr>
-            <w:lang w:val="en_US" w:bidi="en_US"/>
-          </w:rPr>
-          <w:rPr>
-            <w:color w:val="0000EE"/>
-            <w:u w:val="single"/>
-          </w:rPr>
-          <w:t>11:9–13</w:t>
-        </w:r>
-      </w:hyperlink>
+      <w:r>
+        <w:rPr>
+          <w:lang w:val="en_US" w:bidi="en_US"/>
+        </w:rPr>
+        <w:t>11:9–13</w:t>
+      </w:r>
       <w:r>
         <w:rPr>
           <w:lang w:val="en_US" w:bidi="en_US"/>
@@ -977,18 +863,12 @@
         </w:rPr>
         <w:t>The second section of the book (</w:t>
       </w:r>
-      <w:hyperlink r:id="rId32">
-        <w:r>
-          <w:rPr>
-            <w:lang w:val="en_US" w:bidi="en_US"/>
-          </w:rPr>
-          <w:rPr>
-            <w:color w:val="0000EE"/>
-            <w:u w:val="single"/>
-          </w:rPr>
-          <w:t>12:1–16:26</w:t>
-        </w:r>
-      </w:hyperlink>
+      <w:r>
+        <w:rPr>
+          <w:lang w:val="en_US" w:bidi="en_US"/>
+        </w:rPr>
+        <w:t>12:1–16:26</w:t>
+      </w:r>
       <w:r>
         <w:rPr>
           <w:lang w:val="en_US" w:bidi="en_US"/>
@@ -1009,18 +889,12 @@
         </w:rPr>
         <w:t>When Rehoboam became king, the northern tribes asked him to reduce their forced labor and heavy taxes. But Rehoboam refused their request and spoke harshly to them. So the northern tribes rebelled. They formed the northern kingdom of Israel and made Jeroboam I their king. Rehoboam continued to rule Judah, which became a separate kingdom in the south (</w:t>
       </w:r>
-      <w:hyperlink r:id="rId33">
-        <w:r>
-          <w:rPr>
-            <w:lang w:val="en_US" w:bidi="en_US"/>
-          </w:rPr>
-          <w:rPr>
-            <w:color w:val="0000EE"/>
-            <w:u w:val="single"/>
-          </w:rPr>
-          <w:t>12:1–24</w:t>
-        </w:r>
-      </w:hyperlink>
+      <w:r>
+        <w:rPr>
+          <w:lang w:val="en_US" w:bidi="en_US"/>
+        </w:rPr>
+        <w:t>12:1–24</w:t>
+      </w:r>
       <w:r>
         <w:rPr>
           <w:lang w:val="en_US" w:bidi="en_US"/>
@@ -1055,18 +929,12 @@
         </w:rPr>
         <w:t>The northern kingdom was politically unstable. Kings were murdered, leaders fought for power, and Omri began Israel’s third ruling family. Omri was one of Israel’s most powerful kings, but he was also one of its most evil kings (</w:t>
       </w:r>
-      <w:hyperlink r:id="rId34">
-        <w:r>
-          <w:rPr>
-            <w:lang w:val="en_US" w:bidi="en_US"/>
-          </w:rPr>
-          <w:rPr>
-            <w:color w:val="0000EE"/>
-            <w:u w:val="single"/>
-          </w:rPr>
-          <w:t>16:25–26</w:t>
-        </w:r>
-      </w:hyperlink>
+      <w:r>
+        <w:rPr>
+          <w:lang w:val="en_US" w:bidi="en_US"/>
+        </w:rPr>
+        <w:t>16:25–26</w:t>
+      </w:r>
       <w:r>
         <w:rPr>
           <w:lang w:val="en_US" w:bidi="en_US"/>
@@ -1098,36 +966,24 @@
         </w:rPr>
         <w:t>The final section of 1 Kings mainly focuses on the rule of Omri’s son, Ahab (</w:t>
       </w:r>
-      <w:hyperlink r:id="rId35">
-        <w:r>
-          <w:rPr>
-            <w:lang w:val="en_US" w:bidi="en_US"/>
-          </w:rPr>
-          <w:rPr>
-            <w:color w:val="0000EE"/>
-            <w:u w:val="single"/>
-          </w:rPr>
-          <w:t>16:29–22:40</w:t>
-        </w:r>
-      </w:hyperlink>
+      <w:r>
+        <w:rPr>
+          <w:lang w:val="en_US" w:bidi="en_US"/>
+        </w:rPr>
+        <w:t>16:29–22:40</w:t>
+      </w:r>
       <w:r>
         <w:rPr>
           <w:lang w:val="en_US" w:bidi="en_US"/>
         </w:rPr>
         <w:t>). Israel had begun to worship Baal, the Canaanite god of storms. So the Lord sent Elijah to confront Ahab and show the Lord's power. Elijah showed that the Lord alone is God (</w:t>
       </w:r>
-      <w:hyperlink r:id="rId36">
-        <w:r>
-          <w:rPr>
-            <w:lang w:val="en_US" w:bidi="en_US"/>
-          </w:rPr>
-          <w:rPr>
-            <w:color w:val="0000EE"/>
-            <w:u w:val="single"/>
-          </w:rPr>
-          <w:t>17:1–18:46</w:t>
-        </w:r>
-      </w:hyperlink>
+      <w:r>
+        <w:rPr>
+          <w:lang w:val="en_US" w:bidi="en_US"/>
+        </w:rPr>
+        <w:t>17:1–18:46</w:t>
+      </w:r>
       <w:r>
         <w:rPr>
           <w:lang w:val="en_US" w:bidi="en_US"/>
@@ -1148,18 +1004,12 @@
         </w:rPr>
         <w:t>Then Elijah ran away from Queen Jezebel because she was angry and wanted to kill him. But God restored Elijah and gave him a new task. God also chose Elisha to follow Elijah as the next prophet (</w:t>
       </w:r>
-      <w:hyperlink r:id="rId37">
-        <w:r>
-          <w:rPr>
-            <w:lang w:val="en_US" w:bidi="en_US"/>
-          </w:rPr>
-          <w:rPr>
-            <w:color w:val="0000EE"/>
-            <w:u w:val="single"/>
-          </w:rPr>
-          <w:t>19:1–21</w:t>
-        </w:r>
-      </w:hyperlink>
+      <w:r>
+        <w:rPr>
+          <w:lang w:val="en_US" w:bidi="en_US"/>
+        </w:rPr>
+        <w:t>19:1–21</w:t>
+      </w:r>
       <w:r>
         <w:rPr>
           <w:lang w:val="en_US" w:bidi="en_US"/>
@@ -1180,54 +1030,36 @@
         </w:rPr>
         <w:t>In political matters, King Ahab faced repeated attacks from Ben-hadad, the Aramean king. Ahab fought three battles against him (</w:t>
       </w:r>
-      <w:hyperlink r:id="rId38">
-        <w:r>
-          <w:rPr>
-            <w:lang w:val="en_US" w:bidi="en_US"/>
-          </w:rPr>
-          <w:rPr>
-            <w:color w:val="0000EE"/>
-            <w:u w:val="single"/>
-          </w:rPr>
-          <w:t>20:1–25</w:t>
-        </w:r>
-      </w:hyperlink>
+      <w:r>
+        <w:rPr>
+          <w:lang w:val="en_US" w:bidi="en_US"/>
+        </w:rPr>
+        <w:t>20:1–25</w:t>
+      </w:r>
       <w:r>
         <w:rPr>
           <w:lang w:val="en_US" w:bidi="en_US"/>
         </w:rPr>
         <w:t xml:space="preserve">, </w:t>
       </w:r>
-      <w:hyperlink r:id="rId39">
-        <w:r>
-          <w:rPr>
-            <w:lang w:val="en_US" w:bidi="en_US"/>
-          </w:rPr>
-          <w:rPr>
-            <w:color w:val="0000EE"/>
-            <w:u w:val="single"/>
-          </w:rPr>
-          <w:t>26–43</w:t>
-        </w:r>
-      </w:hyperlink>
+      <w:r>
+        <w:rPr>
+          <w:lang w:val="en_US" w:bidi="en_US"/>
+        </w:rPr>
+        <w:t>26–43</w:t>
+      </w:r>
       <w:r>
         <w:rPr>
           <w:lang w:val="en_US" w:bidi="en_US"/>
         </w:rPr>
         <w:t xml:space="preserve">; </w:t>
       </w:r>
-      <w:hyperlink r:id="rId40">
-        <w:r>
-          <w:rPr>
-            <w:lang w:val="en_US" w:bidi="en_US"/>
-          </w:rPr>
-          <w:rPr>
-            <w:color w:val="0000EE"/>
-            <w:u w:val="single"/>
-          </w:rPr>
-          <w:t>22:1–40</w:t>
-        </w:r>
-      </w:hyperlink>
+      <w:r>
+        <w:rPr>
+          <w:lang w:val="en_US" w:bidi="en_US"/>
+        </w:rPr>
+        <w:t>22:1–40</w:t>
+      </w:r>
       <w:r>
         <w:rPr>
           <w:lang w:val="en_US" w:bidi="en_US"/>
@@ -1248,18 +1080,12 @@
         </w:rPr>
         <w:t>Between the second and third battles, Ahab and his cruel wife, Jezebel, murdered an innocent man named Naboth. Then Ahab took Naboth’s property for himself (</w:t>
       </w:r>
-      <w:hyperlink r:id="rId41">
-        <w:r>
-          <w:rPr>
-            <w:lang w:val="en_US" w:bidi="en_US"/>
-          </w:rPr>
-          <w:rPr>
-            <w:color w:val="0000EE"/>
-            <w:u w:val="single"/>
-          </w:rPr>
-          <w:t>21:1–29</w:t>
-        </w:r>
-      </w:hyperlink>
+      <w:r>
+        <w:rPr>
+          <w:lang w:val="en_US" w:bidi="en_US"/>
+        </w:rPr>
+        <w:t>21:1–29</w:t>
+      </w:r>
       <w:r>
         <w:rPr>
           <w:lang w:val="en_US" w:bidi="en_US"/>
@@ -1280,72 +1106,48 @@
         </w:rPr>
         <w:t>God’s prophets played an important role during Ahab’s rule. During Ahab’s first two battles against the Arameans, a prophet whose name is not given first advised the king (</w:t>
       </w:r>
-      <w:hyperlink r:id="rId42">
-        <w:r>
-          <w:rPr>
-            <w:lang w:val="en_US" w:bidi="en_US"/>
-          </w:rPr>
-          <w:rPr>
-            <w:color w:val="0000EE"/>
-            <w:u w:val="single"/>
-          </w:rPr>
-          <w:t>20:22</w:t>
-        </w:r>
-      </w:hyperlink>
+      <w:r>
+        <w:rPr>
+          <w:lang w:val="en_US" w:bidi="en_US"/>
+        </w:rPr>
+        <w:t>20:22</w:t>
+      </w:r>
       <w:r>
         <w:rPr>
           <w:lang w:val="en_US" w:bidi="en_US"/>
         </w:rPr>
         <w:t>). Later, another prophet rebuked him (</w:t>
       </w:r>
-      <w:hyperlink r:id="rId43">
-        <w:r>
-          <w:rPr>
-            <w:lang w:val="en_US" w:bidi="en_US"/>
-          </w:rPr>
-          <w:rPr>
-            <w:color w:val="0000EE"/>
-            <w:u w:val="single"/>
-          </w:rPr>
-          <w:t>20:35–43</w:t>
-        </w:r>
-      </w:hyperlink>
+      <w:r>
+        <w:rPr>
+          <w:lang w:val="en_US" w:bidi="en_US"/>
+        </w:rPr>
+        <w:t>20:35–43</w:t>
+      </w:r>
       <w:r>
         <w:rPr>
           <w:lang w:val="en_US" w:bidi="en_US"/>
         </w:rPr>
         <w:t>). The prophet Elijah also rebuked Ahab after he took Naboth’s vineyard (</w:t>
       </w:r>
-      <w:hyperlink r:id="rId41">
-        <w:r>
-          <w:rPr>
-            <w:lang w:val="en_US" w:bidi="en_US"/>
-          </w:rPr>
-          <w:rPr>
-            <w:color w:val="0000EE"/>
-            <w:u w:val="single"/>
-          </w:rPr>
-          <w:t>21:1–29</w:t>
-        </w:r>
-      </w:hyperlink>
+      <w:r>
+        <w:rPr>
+          <w:lang w:val="en_US" w:bidi="en_US"/>
+        </w:rPr>
+        <w:t>21:1–29</w:t>
+      </w:r>
       <w:r>
         <w:rPr>
           <w:lang w:val="en_US" w:bidi="en_US"/>
         </w:rPr>
         <w:t>). Before Ahab’s third battle against the Arameans, the prophet Micaiah warned that Ahab would soon die (</w:t>
       </w:r>
-      <w:hyperlink r:id="rId44">
-        <w:r>
-          <w:rPr>
-            <w:lang w:val="en_US" w:bidi="en_US"/>
-          </w:rPr>
-          <w:rPr>
-            <w:color w:val="0000EE"/>
-            <w:u w:val="single"/>
-          </w:rPr>
-          <w:t>22:5–28</w:t>
-        </w:r>
-      </w:hyperlink>
+      <w:r>
+        <w:rPr>
+          <w:lang w:val="en_US" w:bidi="en_US"/>
+        </w:rPr>
+        <w:t>22:5–28</w:t>
+      </w:r>
       <w:r>
         <w:rPr>
           <w:lang w:val="en_US" w:bidi="en_US"/>
@@ -1366,36 +1168,24 @@
         </w:rPr>
         <w:t>First Kings ends with a short account of Jehoshaphat, the king of Judah. It describes his character and his rule (</w:t>
       </w:r>
-      <w:hyperlink r:id="rId45">
-        <w:r>
-          <w:rPr>
-            <w:lang w:val="en_US" w:bidi="en_US"/>
-          </w:rPr>
-          <w:rPr>
-            <w:color w:val="0000EE"/>
-            <w:u w:val="single"/>
-          </w:rPr>
-          <w:t>22:41–50</w:t>
-        </w:r>
-      </w:hyperlink>
+      <w:r>
+        <w:rPr>
+          <w:lang w:val="en_US" w:bidi="en_US"/>
+        </w:rPr>
+        <w:t>22:41–50</w:t>
+      </w:r>
       <w:r>
         <w:rPr>
           <w:lang w:val="en_US" w:bidi="en_US"/>
         </w:rPr>
         <w:t>). The book also introduces Ahaziah, who became king after Ahab (</w:t>
       </w:r>
-      <w:hyperlink r:id="rId46">
-        <w:r>
-          <w:rPr>
-            <w:lang w:val="en_US" w:bidi="en_US"/>
-          </w:rPr>
-          <w:rPr>
-            <w:color w:val="0000EE"/>
-            <w:u w:val="single"/>
-          </w:rPr>
-          <w:t>22:51–53</w:t>
-        </w:r>
-      </w:hyperlink>
+      <w:r>
+        <w:rPr>
+          <w:lang w:val="en_US" w:bidi="en_US"/>
+        </w:rPr>
+        <w:t>22:51–53</w:t>
+      </w:r>
       <w:r>
         <w:rPr>
           <w:lang w:val="en_US" w:bidi="en_US"/>
@@ -1468,36 +1258,24 @@
         </w:rPr>
         <w:t>It is not clear whether the author was still alive when the final note about Jehoiachin’s release was written. Jehoiachin was released in 561 BC (</w:t>
       </w:r>
-      <w:hyperlink r:id="rId47">
-        <w:r>
-          <w:rPr>
-            <w:lang w:val="en_US" w:bidi="en_US"/>
-          </w:rPr>
-          <w:rPr>
-            <w:color w:val="0000EE"/>
-            <w:u w:val="single"/>
-          </w:rPr>
-          <w:t>2 Kings 25:27–30</w:t>
-        </w:r>
-      </w:hyperlink>
+      <w:r>
+        <w:rPr>
+          <w:lang w:val="en_US" w:bidi="en_US"/>
+        </w:rPr>
+        <w:t>2 Kings 25:27–30</w:t>
+      </w:r>
       <w:r>
         <w:rPr>
           <w:lang w:val="en_US" w:bidi="en_US"/>
         </w:rPr>
         <w:t xml:space="preserve">; compare </w:t>
       </w:r>
-      <w:hyperlink r:id="rId48">
-        <w:r>
-          <w:rPr>
-            <w:lang w:val="en_US" w:bidi="en_US"/>
-          </w:rPr>
-          <w:rPr>
-            <w:color w:val="0000EE"/>
-            <w:u w:val="single"/>
-          </w:rPr>
-          <w:t>Jeremiah 52:31–34</w:t>
-        </w:r>
-      </w:hyperlink>
+      <w:r>
+        <w:rPr>
+          <w:lang w:val="en_US" w:bidi="en_US"/>
+        </w:rPr>
+        <w:t>Jeremiah 52:31–34</w:t>
+      </w:r>
       <w:r>
         <w:rPr>
           <w:lang w:val="en_US" w:bidi="en_US"/>
@@ -1543,18 +1321,12 @@
         </w:rPr>
         <w:t>Second Kings records the fall of Jerusalem in 586 BC (</w:t>
       </w:r>
-      <w:hyperlink r:id="rId49">
-        <w:r>
-          <w:rPr>
-            <w:lang w:val="en_US" w:bidi="en_US"/>
-          </w:rPr>
-          <w:rPr>
-            <w:color w:val="0000EE"/>
-            <w:u w:val="single"/>
-          </w:rPr>
-          <w:t>2 Kings 24:18–25:21</w:t>
-        </w:r>
-      </w:hyperlink>
+      <w:r>
+        <w:rPr>
+          <w:lang w:val="en_US" w:bidi="en_US"/>
+        </w:rPr>
+        <w:t>2 Kings 24:18–25:21</w:t>
+      </w:r>
       <w:r>
         <w:rPr>
           <w:lang w:val="en_US" w:bidi="en_US"/>
@@ -1575,18 +1347,12 @@
         </w:rPr>
         <w:t>The dates and order of the kings in 1–2 Kings are sometimes hard to understand. But the main time period is clear. First Kings begins around 973 BC. This includes about the last two years of David’s rule in Jerusalem (</w:t>
       </w:r>
-      <w:hyperlink r:id="rId50">
-        <w:r>
-          <w:rPr>
-            <w:lang w:val="en_US" w:bidi="en_US"/>
-          </w:rPr>
-          <w:rPr>
-            <w:color w:val="0000EE"/>
-            <w:u w:val="single"/>
-          </w:rPr>
-          <w:t>2 Samuel 5:4–5</w:t>
-        </w:r>
-      </w:hyperlink>
+      <w:r>
+        <w:rPr>
+          <w:lang w:val="en_US" w:bidi="en_US"/>
+        </w:rPr>
+        <w:t>2 Samuel 5:4–5</w:t>
+      </w:r>
       <w:r>
         <w:rPr>
           <w:lang w:val="en_US" w:bidi="en_US"/>
@@ -1607,18 +1373,12 @@
         </w:rPr>
         <w:t>Second Kings continues the story where First Kings ends. First and Second Kings were originally one book. The final note in 2 Kings was written soon after Nebuchadnezzar II died in 562 BC (</w:t>
       </w:r>
-      <w:hyperlink r:id="rId47">
-        <w:r>
-          <w:rPr>
-            <w:lang w:val="en_US" w:bidi="en_US"/>
-          </w:rPr>
-          <w:rPr>
-            <w:color w:val="0000EE"/>
-            <w:u w:val="single"/>
-          </w:rPr>
-          <w:t>2 Kings 25:27–30</w:t>
-        </w:r>
-      </w:hyperlink>
+      <w:r>
+        <w:rPr>
+          <w:lang w:val="en_US" w:bidi="en_US"/>
+        </w:rPr>
+        <w:t>2 Kings 25:27–30</w:t>
+      </w:r>
       <w:r>
         <w:rPr>
           <w:lang w:val="en_US" w:bidi="en_US"/>
@@ -1717,36 +1477,24 @@
         </w:rPr>
         <w:t>God made a special covenant with David. This covenant included conditions for blessing Israel’s king and his kingdom (</w:t>
       </w:r>
-      <w:hyperlink r:id="rId51">
-        <w:r>
-          <w:rPr>
-            <w:lang w:val="en_US" w:bidi="en_US"/>
-          </w:rPr>
-          <w:rPr>
-            <w:color w:val="0000EE"/>
-            <w:u w:val="single"/>
-          </w:rPr>
-          <w:t>2 Samuel 7:12–16</w:t>
-        </w:r>
-      </w:hyperlink>
+      <w:r>
+        <w:rPr>
+          <w:lang w:val="en_US" w:bidi="en_US"/>
+        </w:rPr>
+        <w:t>2 Samuel 7:12–16</w:t>
+      </w:r>
       <w:r>
         <w:rPr>
           <w:lang w:val="en_US" w:bidi="en_US"/>
         </w:rPr>
         <w:t xml:space="preserve">; </w:t>
       </w:r>
-      <w:hyperlink r:id="rId52">
-        <w:r>
-          <w:rPr>
-            <w:lang w:val="en_US" w:bidi="en_US"/>
-          </w:rPr>
-          <w:rPr>
-            <w:color w:val="0000EE"/>
-            <w:u w:val="single"/>
-          </w:rPr>
-          <w:t>Psalm 89:20–37</w:t>
-        </w:r>
-      </w:hyperlink>
+      <w:r>
+        <w:rPr>
+          <w:lang w:val="en_US" w:bidi="en_US"/>
+        </w:rPr>
+        <w:t>Psalm 89:20–37</w:t>
+      </w:r>
       <w:r>
         <w:rPr>
           <w:lang w:val="en_US" w:bidi="en_US"/>
@@ -1795,36 +1543,24 @@
         </w:rPr>
         <w:t>First Kings emphasizes the work of God’s prophets. They advised, corrected, and warned the kings. The book gives special attention to Elijah’s ministry (</w:t>
       </w:r>
-      <w:hyperlink r:id="rId53">
-        <w:r>
-          <w:rPr>
-            <w:lang w:val="en_US" w:bidi="en_US"/>
-          </w:rPr>
-          <w:rPr>
-            <w:color w:val="0000EE"/>
-            <w:u w:val="single"/>
-          </w:rPr>
-          <w:t>1 Kings 17:1–19:21</w:t>
-        </w:r>
-      </w:hyperlink>
+      <w:r>
+        <w:rPr>
+          <w:lang w:val="en_US" w:bidi="en_US"/>
+        </w:rPr>
+        <w:t>1 Kings 17:1–19:21</w:t>
+      </w:r>
       <w:r>
         <w:rPr>
           <w:lang w:val="en_US" w:bidi="en_US"/>
         </w:rPr>
         <w:t xml:space="preserve">; </w:t>
       </w:r>
-      <w:hyperlink r:id="rId41">
-        <w:r>
-          <w:rPr>
-            <w:lang w:val="en_US" w:bidi="en_US"/>
-          </w:rPr>
-          <w:rPr>
-            <w:color w:val="0000EE"/>
-            <w:u w:val="single"/>
-          </w:rPr>
-          <w:t>21:1–29</w:t>
-        </w:r>
-      </w:hyperlink>
+      <w:r>
+        <w:rPr>
+          <w:lang w:val="en_US" w:bidi="en_US"/>
+        </w:rPr>
+        <w:t>21:1–29</w:t>
+      </w:r>
       <w:r>
         <w:rPr>
           <w:lang w:val="en_US" w:bidi="en_US"/>
@@ -1871,18 +1607,12 @@
         </w:rPr>
         <w:t>" (</w:t>
       </w:r>
-      <w:hyperlink r:id="rId54">
-        <w:r>
-          <w:rPr>
-            <w:lang w:val="en_US" w:bidi="en_US"/>
-          </w:rPr>
-          <w:rPr>
-            <w:color w:val="0000EE"/>
-            <w:u w:val="single"/>
-          </w:rPr>
-          <w:t>1 John 5:21</w:t>
-        </w:r>
-      </w:hyperlink>
+      <w:r>
+        <w:rPr>
+          <w:lang w:val="en_US" w:bidi="en_US"/>
+        </w:rPr>
+        <w:t>1 John 5:21</w:t>
+      </w:r>
       <w:r>
         <w:rPr>
           <w:lang w:val="en_US" w:bidi="en_US"/>
